--- a/Szerverek/radius config.docx
+++ b/Szerverek/radius config.docx
@@ -3,7 +3,13 @@
 <w:document xmlns:wpc="http://schemas.microsoft.com/office/word/2010/wordprocessingCanvas" xmlns:cx="http://schemas.microsoft.com/office/drawing/2014/chartex" xmlns:cx1="http://schemas.microsoft.com/office/drawing/2015/9/8/chartex" xmlns:cx2="http://schemas.microsoft.com/office/drawing/2015/10/21/chartex" xmlns:cx3="http://schemas.microsoft.com/office/drawing/2016/5/9/chartex" xmlns:cx4="http://schemas.microsoft.com/office/drawing/2016/5/10/chartex" xmlns:cx5="http://schemas.microsoft.com/office/drawing/2016/5/11/chartex" xmlns:cx6="http://schemas.microsoft.com/office/drawing/2016/5/12/chartex" xmlns:cx7="http://schemas.microsoft.com/office/drawing/2016/5/13/chartex" xmlns:cx8="http://schemas.microsoft.com/office/drawing/2016/5/14/chartex" xmlns:mc="http://schemas.openxmlformats.org/markup-compatibility/2006" xmlns:aink="http://schemas.microsoft.com/office/drawing/2016/ink" xmlns:am3d="http://schemas.microsoft.com/office/drawing/2017/model3d" xmlns:o="urn:schemas-microsoft-com:office:office" xmlns:oel="http://schemas.microsoft.com/office/2019/extlst" xmlns:r="http://schemas.openxmlformats.org/officeDocument/2006/relationships" xmlns:m="http://schemas.openxmlformats.org/officeDocument/2006/math" xmlns:v="urn:schemas-microsoft-com:vml" xmlns:wp14="http://schemas.microsoft.com/office/word/2010/wordprocessingDrawing" xmlns:wp="http://schemas.openxmlformats.org/drawingml/2006/wordprocessingDrawing" xmlns:w10="urn:schemas-microsoft-com:office:word" xmlns:w="http://schemas.openxmlformats.org/wordprocessingml/2006/main" xmlns:w14="http://schemas.microsoft.com/office/word/2010/wordml" xmlns:w15="http://schemas.microsoft.com/office/word/2012/wordml" xmlns:w16cex="http://schemas.microsoft.com/office/word/2018/wordml/cex" xmlns:w16cid="http://schemas.microsoft.com/office/word/2016/wordml/cid" xmlns:w16="http://schemas.microsoft.com/office/word/2018/wordml" xmlns:w16sdtdh="http://schemas.microsoft.com/office/word/2020/wordml/sdtdatahash" xmlns:w16se="http://schemas.microsoft.com/office/word/2015/wordml/symex" xmlns:wpg="http://schemas.microsoft.com/office/word/2010/wordprocessingGroup" xmlns:wpi="http://schemas.microsoft.com/office/word/2010/wordprocessingInk" xmlns:wne="http://schemas.microsoft.com/office/word/2006/wordml" xmlns:wps="http://schemas.microsoft.com/office/word/2010/wordprocessingShape" mc:Ignorable="w14 w15 w16se w16cid w16 w16cex w16sdtdh wp14">
   <w:body>
     <w:p>
+      <w:pPr>
+        <w:keepNext/>
+      </w:pPr>
       <w:r>
+        <w:rPr>
+          <w:noProof/>
+        </w:rPr>
         <w:drawing>
           <wp:inline distT="0" distB="0" distL="0" distR="0" wp14:anchorId="6CE03763" wp14:editId="70B9D3DD">
             <wp:extent cx="5277587" cy="6525536"/>
@@ -42,7 +48,86 @@
       </w:r>
     </w:p>
     <w:p>
+      <w:pPr>
+        <w:pStyle w:val="Kpalrs"/>
+      </w:pPr>
       <w:r>
+        <w:t>router ip és secret</w:t>
+      </w:r>
+    </w:p>
+    <w:p>
+      <w:pPr>
+        <w:keepNext/>
+      </w:pPr>
+      <w:r>
+        <w:drawing>
+          <wp:inline distT="0" distB="0" distL="0" distR="0" wp14:anchorId="1EA89424" wp14:editId="4447EE89">
+            <wp:extent cx="3610479" cy="619211"/>
+            <wp:effectExtent l="0" t="0" r="9525" b="9525"/>
+            <wp:docPr id="3" name="Kép 3"/>
+            <wp:cNvGraphicFramePr>
+              <a:graphicFrameLocks xmlns:a="http://schemas.openxmlformats.org/drawingml/2006/main" noChangeAspect="1"/>
+            </wp:cNvGraphicFramePr>
+            <a:graphic xmlns:a="http://schemas.openxmlformats.org/drawingml/2006/main">
+              <a:graphicData uri="http://schemas.openxmlformats.org/drawingml/2006/picture">
+                <pic:pic xmlns:pic="http://schemas.openxmlformats.org/drawingml/2006/picture">
+                  <pic:nvPicPr>
+                    <pic:cNvPr id="1" name=""/>
+                    <pic:cNvPicPr/>
+                  </pic:nvPicPr>
+                  <pic:blipFill>
+                    <a:blip r:embed="rId5"/>
+                    <a:stretch>
+                      <a:fillRect/>
+                    </a:stretch>
+                  </pic:blipFill>
+                  <pic:spPr>
+                    <a:xfrm>
+                      <a:off x="0" y="0"/>
+                      <a:ext cx="3610479" cy="619211"/>
+                    </a:xfrm>
+                    <a:prstGeom prst="rect">
+                      <a:avLst/>
+                    </a:prstGeom>
+                  </pic:spPr>
+                </pic:pic>
+              </a:graphicData>
+            </a:graphic>
+          </wp:inline>
+        </w:drawing>
+      </w:r>
+    </w:p>
+    <w:p>
+      <w:pPr>
+        <w:pStyle w:val="Kpalrs"/>
+      </w:pPr>
+      <w:r>
+        <w:fldChar w:fldCharType="begin"/>
+      </w:r>
+      <w:r>
+        <w:instrText xml:space="preserve"> SEQ ábra \* ARABIC </w:instrText>
+      </w:r>
+      <w:r>
+        <w:fldChar w:fldCharType="separate"/>
+      </w:r>
+      <w:r>
+        <w:rPr>
+          <w:noProof/>
+        </w:rPr>
+        <w:t>1</w:t>
+      </w:r>
+      <w:r>
+        <w:fldChar w:fldCharType="end"/>
+      </w:r>
+      <w:r>
+        <w:t>. router felhasználónév és jelszó</w:t>
+      </w:r>
+    </w:p>
+    <w:p>
+      <w:r>
+        <w:rPr>
+          <w:noProof/>
+        </w:rPr>
         <w:lastRenderedPageBreak/>
         <w:drawing>
           <wp:inline distT="0" distB="0" distL="0" distR="0" wp14:anchorId="231D6920" wp14:editId="1764B674">
@@ -60,7 +145,7 @@
                     <pic:cNvPicPr/>
                   </pic:nvPicPr>
                   <pic:blipFill>
-                    <a:blip r:embed="rId5"/>
+                    <a:blip r:embed="rId6"/>
                     <a:stretch>
                       <a:fillRect/>
                     </a:stretch>
@@ -519,6 +604,25 @@
     <w:semiHidden/>
     <w:unhideWhenUsed/>
   </w:style>
+  <w:style w:type="paragraph" w:styleId="Kpalrs">
+    <w:name w:val="caption"/>
+    <w:basedOn w:val="Norml"/>
+    <w:next w:val="Norml"/>
+    <w:uiPriority w:val="35"/>
+    <w:unhideWhenUsed/>
+    <w:qFormat/>
+    <w:rsid w:val="00B34032"/>
+    <w:pPr>
+      <w:spacing w:after="200" w:line="240" w:lineRule="auto"/>
+    </w:pPr>
+    <w:rPr>
+      <w:i/>
+      <w:iCs/>
+      <w:color w:val="44546A" w:themeColor="text2"/>
+      <w:sz w:val="18"/>
+      <w:szCs w:val="18"/>
+    </w:rPr>
+  </w:style>
 </w:styles>
 </file>
 
